--- a/(e)CRF/Per protocolnaam/21_EQ-5D-5L form.docx
+++ b/(e)CRF/Per protocolnaam/21_EQ-5D-5L form.docx
@@ -24,7 +24,7 @@
           <w:szCs w:val="28"/>
           <w:lang w:val="nl-NL"/>
         </w:rPr>
-        <w:t>Appendix 21: EQ-5D-5L vragenlijst</w:t>
+        <w:t>eCRF Document 21: EQ-5D-5L form</w:t>
       </w:r>
     </w:p>
     <w:p>
